--- a/#Presentation_Document/CtrlAltElite_PPT_자료모음/설계문서/08_JIPDAUM_일정표.docx
+++ b/#Presentation_Document/CtrlAltElite_PPT_자료모음/설계문서/08_JIPDAUM_일정표.docx
@@ -847,6 +847,88 @@
         <w:t>커밋 수는 각 주차 범위(ISO 주 기준)에 해당하는 커밋 개수를 두 저장소에서 각각 집계한 값입니다. Spring=jipdaum_Springboot, DaumAna=Team-DaumAna(프론트엔드+Django 백엔드+포트폴리오 합산).</w:t>
       </w:r>
     </w:p>
+    <w:p>
+      <w:pPr>
+        <w:pStyle w:val="Heading1"/>
+      </w:pPr>
+      <w:r>
+        <w:t>진행 중인 이슈 (P0 — 다음 배포 전 확인 필요)</w:t>
+      </w:r>
+    </w:p>
+    <w:p>
+      <w:pPr>
+        <w:pStyle w:val="ListBullet"/>
+      </w:pPr>
+      <w:r>
+        <w:t>JWT 시크릿 git 히스토리 노출: application.yml.example에 실서명키로 쓰일 수 있는 문자열이 2026-07-21부터 커밋 히스토리에 남아있음. 프로덕션 EC2가 이 값을 그대로 쓰는지 확인 안 됨 — 확인 전까지 협업자 추가·저장소 공개 전환 보류.</w:t>
+      </w:r>
+    </w:p>
+    <w:p>
+      <w:pPr>
+        <w:pStyle w:val="ListBullet"/>
+      </w:pPr>
+      <w:r>
+        <w:t>EC2 SMTP 환경변수: GitHub Secrets에 EMAIL_HOST_USER/EMAIL_HOST_PASSWORD/EMAIL_FROM_ADDRESS 실값 등록 여부 재확인 필요(미등록 시 빈 문자열 주입되어 발송 실패).</w:t>
+      </w:r>
+    </w:p>
+    <w:p>
+      <w:pPr>
+        <w:pStyle w:val="ListBullet"/>
+      </w:pPr>
+      <w:r>
+        <w:t>Redis 없는 환경 폴백: EC2에 Redis 컨테이너가 없을 수 있어 캐시 실패 시 DB 직접 조회로 넘어가는 폴백을 배포 전 실측 확인 완료(CachingConfigurer.errorHandler()) — 회귀 여부만 주기 점검.</w:t>
+      </w:r>
+    </w:p>
+    <w:p>
+      <w:pPr>
+        <w:pStyle w:val="Heading1"/>
+      </w:pPr>
+      <w:r>
+        <w:t>아키텍처 분담 전략</w:t>
+      </w:r>
+    </w:p>
+    <w:p>
+      <w:r>
+        <w:t>전체 기능을 한 서버에 몰지 않고, 패스워드 인증만 Django에 남기고 나머지(소셜 로그인·상품·장바구니·주문·결제·쿠폰·AI 챗봇)는 Spring Boot로 이관하는 구조로 정착했다(HANDOFF_AUTH_SCOPE.md). 두 서버는 같은 MySQL 인스턴스와 JWT secret을 공유해 서로의 토큰을 상호 인식한다.</w:t>
+      </w:r>
+    </w:p>
+    <w:p>
+      <w:r>
+        <w:t>AI 챗봇도 단일 대형 프롬프트 대신 RAG(임베딩 의미 검색) + 함수 호출(tool-calling)로 상품 조회를 분리했고, 상품 목록 조회는 Redis 30초 TTL 캐싱으로 응답 시간을 534ms → 28ms(약 19배)로 줄였다.</w:t>
+      </w:r>
+    </w:p>
+    <w:p>
+      <w:pPr>
+        <w:pStyle w:val="Heading1"/>
+      </w:pPr>
+      <w:r>
+        <w:t>배포·인프라 현황</w:t>
+      </w:r>
+    </w:p>
+    <w:p>
+      <w:pPr>
+        <w:pStyle w:val="ListBullet"/>
+      </w:pPr>
+      <w:r>
+        <w:t>Docker Hub 이미지 빌드/푸시 → EC2 docker run으로 자동 배포(main 브랜치 push 트리거).</w:t>
+      </w:r>
+    </w:p>
+    <w:p>
+      <w:pPr>
+        <w:pStyle w:val="ListBullet"/>
+      </w:pPr>
+      <w:r>
+        <w:t>MySQL(jibdaum, 3306)은 Django 마이그레이션이 스키마를 소유 — Spring ddl-auto: none 고정, Team-DaumAna/docker-compose.yml이 컨테이너(jibdaum-mysql, jibdaum-redis) 관리.</w:t>
+      </w:r>
+    </w:p>
+    <w:p>
+      <w:pPr>
+        <w:pStyle w:val="ListBullet"/>
+      </w:pPr>
+      <w:r>
+        <w:t>./mvnw.cmd test 기준 34개 테스트 전부 통과(MySQL 컨테이너 기동 시).</w:t>
+      </w:r>
+    </w:p>
     <w:sectPr>
       <w:pgSz w:w="12240" w:h="15840"/>
       <w:pgMar w:top="1440" w:right="1800" w:bottom="1440" w:left="1800" w:header="720" w:footer="720" w:gutter="0"/>
